--- a/public/documents/openai-2026-06-02/02_AI_Success_Engineer_US_Remote/Jonathan_Yu_AI_Success_Engineer_Resume.docx
+++ b/public/documents/openai-2026-06-02/02_AI_Success_Engineer_US_Remote/Jonathan_Yu_AI_Success_Engineer_Resume.docx
@@ -90,7 +90,7 @@
       <w:pPr/>
       <w:r>
         <w:rPr/>
-        <w:t xml:space="preserve">Customer-facing founder-builder with deep education, sales enablement, product implementation, and workflow adoption experience. Built Sip Studies as an AI-enabled learning and terminology platform while maintaining a decade-long record of customer, supplier, and stakeholder enablement in wine and spirits. Strong fit for AI Success work that requires technical-business translation, adoption planning, workshops, account health, and measurable value realization.</w:t>
+        <w:t xml:space="preserve">Customer-facing founder-builder with deep education, sales enablement, product implementation, and workflow adoption experience. Built Sip Studies as an AI-enabled learning and terminology platform while maintaining a decade-long record of customer, supplier, and stakeholder enablement in wine and spirits. Strong fit for AI Success work that requires customer workflow translation, technical-business translation, adoption planning, workshops, account health, and measurable value realization. Uses AI-assisted product building to prototype customer workflows and validate product ideas while keeping a human-owned build process: problem framing, AI-assisted implementation, validation, documentation, and customer interpretation.</w:t>
       </w:r>
     </w:p>
     <w:p/>
@@ -112,6 +112,42 @@
       </w:pPr>
       <w:r>
         <w:rPr/>
+        <w:t xml:space="preserve">Reframes beverage, education, sales, and events as the base layer for customer workflow translation, trust building, and adoption behavior.</w:t>
+      </w:r>
+    </w:p>
+    <w:p>
+      <w:pPr>
+        <w:numPr>
+          <w:ilvl w:val="0"/>
+          <w:numId w:val="1"/>
+        </w:numPr>
+      </w:pPr>
+      <w:r>
+        <w:rPr/>
+        <w:t xml:space="preserve">Uses AI-assisted product building, agentic harnessing, and workflow prototyping to make ambiguous product ideas concrete and reviewable.</w:t>
+      </w:r>
+    </w:p>
+    <w:p>
+      <w:pPr>
+        <w:numPr>
+          <w:ilvl w:val="0"/>
+          <w:numId w:val="1"/>
+        </w:numPr>
+      </w:pPr>
+      <w:r>
+        <w:rPr/>
+        <w:t xml:space="preserve">Keeps the boundary clear: AI accelerates implementation and exploration, while Jonathan owns the judgment, prompts, review, testing, documentation, customer interpretation, and final behavior.</w:t>
+      </w:r>
+    </w:p>
+    <w:p>
+      <w:pPr>
+        <w:numPr>
+          <w:ilvl w:val="0"/>
+          <w:numId w:val="1"/>
+        </w:numPr>
+      </w:pPr>
+      <w:r>
+        <w:rPr/>
         <w:t xml:space="preserve">Combines hands-on technical product building with long-running customer-facing sales and education responsibilities.</w:t>
       </w:r>
     </w:p>
@@ -148,7 +184,7 @@
       </w:pPr>
       <w:r>
         <w:rPr/>
-        <w:t xml:space="preserve">Built platform systems touching auth, paid access, Supabase, Edge Functions, AI/news routing, validation, and documentation.</w:t>
+        <w:t xml:space="preserve">Built platform work touching auth, paid access, Supabase, Edge Functions, AI/news routing, validation, and documentation through AI-assisted development workflows.</w:t>
       </w:r>
     </w:p>
     <w:p>
@@ -170,6 +206,77 @@
       </w:pPr>
       <w:r>
         <w:rPr/>
+        <w:t xml:space="preserve">Human-Owned AI Build Process</w:t>
+      </w:r>
+    </w:p>
+    <w:p>
+      <w:pPr>
+        <w:numPr>
+          <w:ilvl w:val="0"/>
+          <w:numId w:val="1"/>
+        </w:numPr>
+      </w:pPr>
+      <w:r>
+        <w:rPr/>
+        <w:t xml:space="preserve">I use AI-assisted product building to prototype customer workflows and validate product ideas.</w:t>
+      </w:r>
+    </w:p>
+    <w:p>
+      <w:pPr>
+        <w:numPr>
+          <w:ilvl w:val="0"/>
+          <w:numId w:val="1"/>
+        </w:numPr>
+      </w:pPr>
+      <w:r>
+        <w:rPr/>
+        <w:t xml:space="preserve">My build process is human-owned: problem framing, AI-assisted implementation, validation, documentation, and customer interpretation.</w:t>
+      </w:r>
+    </w:p>
+    <w:p>
+      <w:pPr>
+        <w:numPr>
+          <w:ilvl w:val="0"/>
+          <w:numId w:val="1"/>
+        </w:numPr>
+      </w:pPr>
+      <w:r>
+        <w:rPr/>
+        <w:t xml:space="preserve">Every reviewable project should separate what AI did from what Jonathan decided.</w:t>
+      </w:r>
+    </w:p>
+    <w:p>
+      <w:pPr>
+        <w:numPr>
+          <w:ilvl w:val="0"/>
+          <w:numId w:val="1"/>
+        </w:numPr>
+      </w:pPr>
+      <w:r>
+        <w:rPr/>
+        <w:t xml:space="preserve">Beverage, education, sales, and events are the base layer for customer workflow translation, not a detour from technical enablement.</w:t>
+      </w:r>
+    </w:p>
+    <w:p>
+      <w:pPr>
+        <w:numPr>
+          <w:ilvl w:val="0"/>
+          <w:numId w:val="1"/>
+        </w:numPr>
+      </w:pPr>
+      <w:r>
+        <w:rPr/>
+        <w:t xml:space="preserve">The stronger claim is that I know where AI helps, where human judgment remains responsible, and how to build a workflow around that boundary.</w:t>
+      </w:r>
+    </w:p>
+    <w:p/>
+    <w:p/>
+    <w:p>
+      <w:pPr>
+        <w:pStyle w:val="Heading1"/>
+      </w:pPr>
+      <w:r>
+        <w:rPr/>
         <w:t xml:space="preserve">Technical, Product, and Enablement Skills</w:t>
       </w:r>
     </w:p>
@@ -182,6 +289,66 @@
       </w:pPr>
       <w:r>
         <w:rPr/>
+        <w:t xml:space="preserve">Customer workflow translation</w:t>
+      </w:r>
+    </w:p>
+    <w:p>
+      <w:pPr>
+        <w:numPr>
+          <w:ilvl w:val="0"/>
+          <w:numId w:val="1"/>
+        </w:numPr>
+      </w:pPr>
+      <w:r>
+        <w:rPr/>
+        <w:t xml:space="preserve">AI-assisted product building</w:t>
+      </w:r>
+    </w:p>
+    <w:p>
+      <w:pPr>
+        <w:numPr>
+          <w:ilvl w:val="0"/>
+          <w:numId w:val="1"/>
+        </w:numPr>
+      </w:pPr>
+      <w:r>
+        <w:rPr/>
+        <w:t xml:space="preserve">Agentic harnessing and Codex-style workflow prototyping</w:t>
+      </w:r>
+    </w:p>
+    <w:p>
+      <w:pPr>
+        <w:numPr>
+          <w:ilvl w:val="0"/>
+          <w:numId w:val="1"/>
+        </w:numPr>
+      </w:pPr>
+      <w:r>
+        <w:rPr/>
+        <w:t xml:space="preserve">Validated build process documentation</w:t>
+      </w:r>
+    </w:p>
+    <w:p>
+      <w:pPr>
+        <w:numPr>
+          <w:ilvl w:val="0"/>
+          <w:numId w:val="1"/>
+        </w:numPr>
+      </w:pPr>
+      <w:r>
+        <w:rPr/>
+        <w:t xml:space="preserve">Technical enablement and customer education</w:t>
+      </w:r>
+    </w:p>
+    <w:p>
+      <w:pPr>
+        <w:numPr>
+          <w:ilvl w:val="0"/>
+          <w:numId w:val="1"/>
+        </w:numPr>
+      </w:pPr>
+      <w:r>
+        <w:rPr/>
         <w:t xml:space="preserve">Customer adoption and value realization</w:t>
       </w:r>
     </w:p>
@@ -242,7 +409,7 @@
       </w:pPr>
       <w:r>
         <w:rPr/>
-        <w:t xml:space="preserve">React, TypeScript, Supabase, Stripe, Edge Functions</w:t>
+        <w:t xml:space="preserve">AI-assisted product development across web, auth, payments, and data workflows</w:t>
       </w:r>
     </w:p>
     <w:p>
@@ -305,7 +472,7 @@
       </w:pPr>
       <w:r>
         <w:rPr/>
-        <w:t xml:space="preserve">Built a React/TypeScript, Vite, Supabase, Stripe, and Edge Function workspace across Learn, Taste, and Connect: Sip Academy, Sipopedia, Beverage Quiz, Maps, Flavor Wheel, Tasting Journal, Beverage News, AI Winecast, and Somm Events.</w:t>
+        <w:t xml:space="preserve">Using AI-assisted, repo-driven workflows, built a React/TypeScript, Vite, Supabase, Stripe, and Edge Function workspace across Learn, Taste, and Connect: Sip Academy, Sipopedia, Beverage Quiz, Maps, Flavor Wheel, Tasting Journal, Beverage News, AI Winecast, and Somm Events.</w:t>
       </w:r>
     </w:p>
     <w:p>
@@ -823,7 +990,7 @@
       </w:pPr>
       <w:r>
         <w:rPr/>
-        <w:t xml:space="preserve">Built Sip Studies as a React, TypeScript, Vite, Supabase, Stripe, and Edge Function platform across learning, tasting, terminology, maps, AI/news, events, and paid access.</w:t>
+        <w:t xml:space="preserve">Using AI-assisted, repo-driven workflows, built Sip Studies across React, TypeScript, Vite, Supabase, Stripe, Edge Functions, learning tools, terminology, maps, AI/news routing, events, and paid access.</w:t>
       </w:r>
     </w:p>
     <w:p>

--- a/public/documents/openai-2026-06-02/02_AI_Success_Engineer_US_Remote/Jonathan_Yu_AI_Success_Engineer_Resume.docx
+++ b/public/documents/openai-2026-06-02/02_AI_Success_Engineer_US_Remote/Jonathan_Yu_AI_Success_Engineer_Resume.docx
@@ -1,11 +1,11 @@
 
 <file path=word/document.xml><?xml version="1.0" encoding="utf-8"?>
 <w:document xmlns:w="http://schemas.openxmlformats.org/wordprocessingml/2006/main">
-  <w:background w:color="F8F4EA"/>
+  <w:background w:color="FBF9F0"/>
   <w:body>
     <w:p>
       <w:pPr>
-        <w:shd w:val="clear" w:color="auto" w:fill="05313B"/>
+        <w:shd w:val="clear" w:color="auto" w:fill="042830"/>
         <w:spacing w:after="120"/>
       </w:pPr>
       <w:r>
@@ -15,7 +15,7 @@
           <w:sz w:val="17"/>
           <w:szCs w:val="17"/>
         </w:rPr>
-        <w:t xml:space="preserve">JONATHAN YU | OPENAI APPLICATION PACKET | ROLE RESUME</w:t>
+        <w:t xml:space="preserve">JONATHAN YU | ROLE RESUME | OPENAI APPLICATION PACKET</w:t>
       </w:r>
     </w:p>
     <w:p>
@@ -28,48 +28,48 @@
           <w:sz w:val="16"/>
           <w:szCs w:val="16"/>
         </w:rPr>
+        <w:t xml:space="preserve">Reviewed June 12, 2026 | Las Vegas, NV | JonYu3@gmail.com | 617.637.0668 | SipStudies.com | Sipopedia.com</w:t>
+      </w:r>
+    </w:p>
+    <w:p>
+      <w:pPr>
+        <w:pStyle w:val="Title"/>
+      </w:pPr>
+      <w:r>
+        <w:rPr/>
+        <w:t xml:space="preserve">Jonathan Yu</w:t>
+      </w:r>
+    </w:p>
+    <w:p/>
+    <w:p>
+      <w:pPr/>
+      <w:r>
+        <w:rPr/>
+        <w:t xml:space="preserve">Target Role: AI Success Engineer</w:t>
+      </w:r>
+    </w:p>
+    <w:p>
+      <w:pPr/>
+      <w:r>
+        <w:rPr/>
+        <w:t xml:space="preserve">Compensation: $234K-$260K + equity</w:t>
+      </w:r>
+    </w:p>
+    <w:p>
+      <w:pPr/>
+      <w:r>
+        <w:rPr/>
+        <w:t xml:space="preserve">Founder / Technical Customer Enablement Lead / AI Adoption Builder</w:t>
+      </w:r>
+    </w:p>
+    <w:p>
+      <w:pPr/>
+      <w:r>
+        <w:rPr/>
         <w:t xml:space="preserve">Las Vegas, NV | JonYu3@gmail.com | 617.637.0668 | SipStudies.com | Sipopedia.com</w:t>
       </w:r>
     </w:p>
     <w:p>
-      <w:pPr>
-        <w:pStyle w:val="Title"/>
-      </w:pPr>
-      <w:r>
-        <w:rPr/>
-        <w:t xml:space="preserve">Jonathan Yu</w:t>
-      </w:r>
-    </w:p>
-    <w:p/>
-    <w:p>
-      <w:pPr/>
-      <w:r>
-        <w:rPr/>
-        <w:t xml:space="preserve">Target Role: AI Success Engineer</w:t>
-      </w:r>
-    </w:p>
-    <w:p>
-      <w:pPr/>
-      <w:r>
-        <w:rPr/>
-        <w:t xml:space="preserve">Compensation: $234K-$260K + equity</w:t>
-      </w:r>
-    </w:p>
-    <w:p>
-      <w:pPr/>
-      <w:r>
-        <w:rPr/>
-        <w:t xml:space="preserve">Founder / Technical Customer Enablement Lead / AI Adoption Builder</w:t>
-      </w:r>
-    </w:p>
-    <w:p>
-      <w:pPr/>
-      <w:r>
-        <w:rPr/>
-        <w:t xml:space="preserve">Las Vegas, NV | JonYu3@gmail.com | 617.637.0668 | SipStudies.com | Sipopedia.com</w:t>
-      </w:r>
-    </w:p>
-    <w:p>
       <w:pPr/>
       <w:r>
         <w:rPr/>
@@ -90,7 +90,7 @@
       <w:pPr/>
       <w:r>
         <w:rPr/>
-        <w:t xml:space="preserve">Customer-facing founder-builder with deep education, sales enablement, product implementation, and workflow adoption experience. Built Sip Studies as an AI-enabled learning and terminology platform while maintaining a decade-long record of customer, supplier, and stakeholder enablement in wine and spirits. Strong fit for AI Success work that requires customer workflow translation, technical-business translation, adoption planning, workshops, account health, and measurable value realization. Uses AI-assisted product building to prototype customer workflows and validate product ideas while keeping a human-owned build process: problem framing, AI-assisted implementation, validation, documentation, and customer interpretation.</w:t>
+        <w:t xml:space="preserve">Customer-facing founder-builder with deep education, account analytics, sales enablement, and AI-assisted product implementation experience. Built Sip Studies as a practical AI-enabled learning and terminology product while maintaining a decade-long record of customer, supplier, and stakeholder enablement in wine and spirits. For AI Success, the through-line is translating messy workflows into adoption roadmaps, technical readiness plans, workshops, KPI baselines, and value-realization evidence.</w:t>
       </w:r>
     </w:p>
     <w:p/>
@@ -112,31 +112,31 @@
       </w:pPr>
       <w:r>
         <w:rPr/>
-        <w:t xml:space="preserve">Reframes beverage, education, sales, and events as the base layer for customer workflow translation, trust building, and adoption behavior.</w:t>
-      </w:r>
-    </w:p>
-    <w:p>
-      <w:pPr>
-        <w:numPr>
-          <w:ilvl w:val="0"/>
-          <w:numId w:val="1"/>
-        </w:numPr>
-      </w:pPr>
-      <w:r>
-        <w:rPr/>
-        <w:t xml:space="preserve">Uses AI-assisted product building, agentic harnessing, and workflow prototyping to make ambiguous product ideas concrete and reviewable.</w:t>
-      </w:r>
-    </w:p>
-    <w:p>
-      <w:pPr>
-        <w:numPr>
-          <w:ilvl w:val="0"/>
-          <w:numId w:val="1"/>
-        </w:numPr>
-      </w:pPr>
-      <w:r>
-        <w:rPr/>
-        <w:t xml:space="preserve">Keeps the boundary clear: AI accelerates implementation and exploration, while Jonathan owns the judgment, prompts, review, testing, documentation, customer interpretation, and final behavior.</w:t>
+        <w:t xml:space="preserve">Translates account and customer workflows into adoption plans, readiness checklists, KPI baselines, and enablement artifacts.</w:t>
+      </w:r>
+    </w:p>
+    <w:p>
+      <w:pPr>
+        <w:numPr>
+          <w:ilvl w:val="0"/>
+          <w:numId w:val="1"/>
+        </w:numPr>
+      </w:pPr>
+      <w:r>
+        <w:rPr/>
+        <w:t xml:space="preserve">Uses AI-assisted product building and repo-driven agent workflows to turn ambiguous use cases into reviewable prototypes, documentation, and operating checklists.</w:t>
+      </w:r>
+    </w:p>
+    <w:p>
+      <w:pPr>
+        <w:numPr>
+          <w:ilvl w:val="0"/>
+          <w:numId w:val="1"/>
+        </w:numPr>
+      </w:pPr>
+      <w:r>
+        <w:rPr/>
+        <w:t xml:space="preserve">Keeps AI use honest: AI accelerates exploration and implementation while Jonathan owns problem framing, prompts, review, testing, documentation, customer interpretation, and final behavior.</w:t>
       </w:r>
     </w:p>
     <w:p>
@@ -206,67 +206,55 @@
       </w:pPr>
       <w:r>
         <w:rPr/>
-        <w:t xml:space="preserve">Human-Owned AI Build Process</w:t>
-      </w:r>
-    </w:p>
-    <w:p>
-      <w:pPr>
-        <w:numPr>
-          <w:ilvl w:val="0"/>
-          <w:numId w:val="1"/>
-        </w:numPr>
-      </w:pPr>
-      <w:r>
-        <w:rPr/>
-        <w:t xml:space="preserve">I use AI-assisted product building to prototype customer workflows and validate product ideas.</w:t>
-      </w:r>
-    </w:p>
-    <w:p>
-      <w:pPr>
-        <w:numPr>
-          <w:ilvl w:val="0"/>
-          <w:numId w:val="1"/>
-        </w:numPr>
-      </w:pPr>
-      <w:r>
-        <w:rPr/>
-        <w:t xml:space="preserve">My build process is human-owned: problem framing, AI-assisted implementation, validation, documentation, and customer interpretation.</w:t>
-      </w:r>
-    </w:p>
-    <w:p>
-      <w:pPr>
-        <w:numPr>
-          <w:ilvl w:val="0"/>
-          <w:numId w:val="1"/>
-        </w:numPr>
-      </w:pPr>
-      <w:r>
-        <w:rPr/>
-        <w:t xml:space="preserve">Every reviewable project should separate what AI did from what Jonathan decided.</w:t>
-      </w:r>
-    </w:p>
-    <w:p>
-      <w:pPr>
-        <w:numPr>
-          <w:ilvl w:val="0"/>
-          <w:numId w:val="1"/>
-        </w:numPr>
-      </w:pPr>
-      <w:r>
-        <w:rPr/>
-        <w:t xml:space="preserve">Beverage, education, sales, and events are the base layer for customer workflow translation, not a detour from technical enablement.</w:t>
-      </w:r>
-    </w:p>
-    <w:p>
-      <w:pPr>
-        <w:numPr>
-          <w:ilvl w:val="0"/>
-          <w:numId w:val="1"/>
-        </w:numPr>
-      </w:pPr>
-      <w:r>
-        <w:rPr/>
-        <w:t xml:space="preserve">The stronger claim is that I know where AI helps, where human judgment remains responsible, and how to build a workflow around that boundary.</w:t>
+        <w:t xml:space="preserve">AI-Assisted Build Method</w:t>
+      </w:r>
+    </w:p>
+    <w:p>
+      <w:pPr>
+        <w:numPr>
+          <w:ilvl w:val="0"/>
+          <w:numId w:val="1"/>
+        </w:numPr>
+      </w:pPr>
+      <w:r>
+        <w:rPr/>
+        <w:t xml:space="preserve">I use AI-assisted product building to prototype workflows, clarify customer value, and turn ambiguous use cases into reviewable artifacts.</w:t>
+      </w:r>
+    </w:p>
+    <w:p>
+      <w:pPr>
+        <w:numPr>
+          <w:ilvl w:val="0"/>
+          <w:numId w:val="1"/>
+        </w:numPr>
+      </w:pPr>
+      <w:r>
+        <w:rPr/>
+        <w:t xml:space="preserve">The human-owned build process stays explicit: problem framing, prompts, implementation review, validation, documentation, customer interpretation, and final behavior.</w:t>
+      </w:r>
+    </w:p>
+    <w:p>
+      <w:pPr>
+        <w:numPr>
+          <w:ilvl w:val="0"/>
+          <w:numId w:val="1"/>
+        </w:numPr>
+      </w:pPr>
+      <w:r>
+        <w:rPr/>
+        <w:t xml:space="preserve">Every reviewable project should separate what AI accelerated from what Jonathan decided, tested, accepted, or rejected.</w:t>
+      </w:r>
+    </w:p>
+    <w:p>
+      <w:pPr>
+        <w:numPr>
+          <w:ilvl w:val="0"/>
+          <w:numId w:val="1"/>
+        </w:numPr>
+      </w:pPr>
+      <w:r>
+        <w:rPr/>
+        <w:t xml:space="preserve">Beverage, education, sales, and events are the base layer for customer workflow translation, trust building, and adoption behavior.</w:t>
       </w:r>
     </w:p>
     <w:p/>
@@ -289,55 +277,55 @@
       </w:pPr>
       <w:r>
         <w:rPr/>
-        <w:t xml:space="preserve">Customer workflow translation</w:t>
-      </w:r>
-    </w:p>
-    <w:p>
-      <w:pPr>
-        <w:numPr>
-          <w:ilvl w:val="0"/>
-          <w:numId w:val="1"/>
-        </w:numPr>
-      </w:pPr>
-      <w:r>
-        <w:rPr/>
-        <w:t xml:space="preserve">AI-assisted product building</w:t>
-      </w:r>
-    </w:p>
-    <w:p>
-      <w:pPr>
-        <w:numPr>
-          <w:ilvl w:val="0"/>
-          <w:numId w:val="1"/>
-        </w:numPr>
-      </w:pPr>
-      <w:r>
-        <w:rPr/>
-        <w:t xml:space="preserve">Agentic harnessing and Codex-style workflow prototyping</w:t>
-      </w:r>
-    </w:p>
-    <w:p>
-      <w:pPr>
-        <w:numPr>
-          <w:ilvl w:val="0"/>
-          <w:numId w:val="1"/>
-        </w:numPr>
-      </w:pPr>
-      <w:r>
-        <w:rPr/>
-        <w:t xml:space="preserve">Validated build process documentation</w:t>
-      </w:r>
-    </w:p>
-    <w:p>
-      <w:pPr>
-        <w:numPr>
-          <w:ilvl w:val="0"/>
-          <w:numId w:val="1"/>
-        </w:numPr>
-      </w:pPr>
-      <w:r>
-        <w:rPr/>
-        <w:t xml:space="preserve">Technical enablement and customer education</w:t>
+        <w:t xml:space="preserve">Post-sales workflow mapping and adoption roadmaps</w:t>
+      </w:r>
+    </w:p>
+    <w:p>
+      <w:pPr>
+        <w:numPr>
+          <w:ilvl w:val="0"/>
+          <w:numId w:val="1"/>
+        </w:numPr>
+      </w:pPr>
+      <w:r>
+        <w:rPr/>
+        <w:t xml:space="preserve">Technical readiness and KPI/value-realization framing</w:t>
+      </w:r>
+    </w:p>
+    <w:p>
+      <w:pPr>
+        <w:numPr>
+          <w:ilvl w:val="0"/>
+          <w:numId w:val="1"/>
+        </w:numPr>
+      </w:pPr>
+      <w:r>
+        <w:rPr/>
+        <w:t xml:space="preserve">OpenAI product fluency: API, agentic platform, Codex, ChatGPT Enterprise</w:t>
+      </w:r>
+    </w:p>
+    <w:p>
+      <w:pPr>
+        <w:numPr>
+          <w:ilvl w:val="0"/>
+          <w:numId w:val="1"/>
+        </w:numPr>
+      </w:pPr>
+      <w:r>
+        <w:rPr/>
+        <w:t xml:space="preserve">AI-assisted product building and Codex-style workflow prototyping</w:t>
+      </w:r>
+    </w:p>
+    <w:p>
+      <w:pPr>
+        <w:numPr>
+          <w:ilvl w:val="0"/>
+          <w:numId w:val="1"/>
+        </w:numPr>
+      </w:pPr>
+      <w:r>
+        <w:rPr/>
+        <w:t xml:space="preserve">Validated build-process documentation</w:t>
       </w:r>
     </w:p>
     <w:p>
@@ -906,30 +894,6 @@
       </w:pPr>
       <w:r>
         <w:rPr/>
-        <w:t xml:space="preserve">Auth, Stripe, AI/news + terminology pipelines</w:t>
-      </w:r>
-    </w:p>
-    <w:p>
-      <w:pPr>
-        <w:numPr>
-          <w:ilvl w:val="0"/>
-          <w:numId w:val="1"/>
-        </w:numPr>
-      </w:pPr>
-      <w:r>
-        <w:rPr/>
-        <w:t xml:space="preserve">Monitored 3,800+ brands</w:t>
-      </w:r>
-    </w:p>
-    <w:p>
-      <w:pPr>
-        <w:numPr>
-          <w:ilvl w:val="0"/>
-          <w:numId w:val="1"/>
-        </w:numPr>
-      </w:pPr>
-      <w:r>
-        <w:rPr/>
         <w:t xml:space="preserve">Weekly Critical On Hand POD gap analysis tool</w:t>
       </w:r>
     </w:p>
@@ -990,6 +954,42 @@
       </w:pPr>
       <w:r>
         <w:rPr/>
+        <w:t xml:space="preserve">Led Wine Walk Wednesdays for AARP Colorado, teaching 50+ active adults through live and recorded virtual wine education across all 50 states.</w:t>
+      </w:r>
+    </w:p>
+    <w:p>
+      <w:pPr>
+        <w:numPr>
+          <w:ilvl w:val="0"/>
+          <w:numId w:val="1"/>
+        </w:numPr>
+      </w:pPr>
+      <w:r>
+        <w:rPr/>
+        <w:t xml:space="preserve">Every project can be discussed through problem, process, output, validation, limitations, and role relevance.</w:t>
+      </w:r>
+    </w:p>
+    <w:p>
+      <w:pPr>
+        <w:numPr>
+          <w:ilvl w:val="0"/>
+          <w:numId w:val="1"/>
+        </w:numPr>
+      </w:pPr>
+      <w:r>
+        <w:rPr/>
+        <w:t xml:space="preserve">Build artifacts separate what AI did from what Jonathan decided.</w:t>
+      </w:r>
+    </w:p>
+    <w:p>
+      <w:pPr>
+        <w:numPr>
+          <w:ilvl w:val="0"/>
+          <w:numId w:val="1"/>
+        </w:numPr>
+      </w:pPr>
+      <w:r>
+        <w:rPr/>
         <w:t xml:space="preserve">Using AI-assisted, repo-driven workflows, built Sip Studies across React, TypeScript, Vite, Supabase, Stripe, Edge Functions, learning tools, terminology, maps, AI/news routing, events, and paid access.</w:t>
       </w:r>
     </w:p>
@@ -1026,43 +1026,7 @@
       </w:pPr>
       <w:r>
         <w:rPr/>
-        <w:t xml:space="preserve">Led Wine Walk Wednesdays for AARP Colorado, teaching 50+ active adults through live and recorded virtual wine education across all 50 states.</w:t>
-      </w:r>
-    </w:p>
-    <w:p>
-      <w:pPr>
-        <w:numPr>
-          <w:ilvl w:val="0"/>
-          <w:numId w:val="1"/>
-        </w:numPr>
-      </w:pPr>
-      <w:r>
-        <w:rPr/>
         <w:t xml:space="preserve">Built and maintain weekly Critical On Hand / Gap Analysis workbooks to analyze customer POD gaps, on-hand inventory, days on hand, sales movement, incentives, and account opportunities.</w:t>
-      </w:r>
-    </w:p>
-    <w:p>
-      <w:pPr>
-        <w:numPr>
-          <w:ilvl w:val="0"/>
-          <w:numId w:val="1"/>
-        </w:numPr>
-      </w:pPr>
-      <w:r>
-        <w:rPr/>
-        <w:t xml:space="preserve">Earned a Breakthru Beverage Sales Consultant Excellence Award, expanded 3,500+ placements, and increased wine revenue by $2.291M within Lee's Liquor.</w:t>
-      </w:r>
-    </w:p>
-    <w:p>
-      <w:pPr>
-        <w:numPr>
-          <w:ilvl w:val="0"/>
-          <w:numId w:val="1"/>
-        </w:numPr>
-      </w:pPr>
-      <w:r>
-        <w:rPr/>
-        <w:t xml:space="preserve">Wrote wine-class curriculum, instructed customers, trained staff, managed premium wine sales, and supported cellar design at Total Wine &amp; More.</w:t>
       </w:r>
     </w:p>
     <w:p/>
@@ -1096,6 +1060,9 @@
 <w:styles xmlns:w="http://schemas.openxmlformats.org/wordprocessingml/2006/main">
   <w:style w:type="paragraph" w:default="1" w:styleId="Normal">
     <w:name w:val="Normal"/>
+    <w:pPr>
+      <w:spacing w:after="80" w:line="276" w:lineRule="auto"/>
+    </w:pPr>
     <w:rPr>
       <w:rFonts w:ascii="Aptos" w:hAnsi="Aptos"/>
       <w:color w:val="14252B"/>
@@ -1111,8 +1078,8 @@
     </w:pPr>
     <w:rPr>
       <w:b/>
-      <w:color w:val="05313B"/>
-      <w:sz w:val="36"/>
+      <w:color w:val="042830"/>
+      <w:sz w:val="34"/>
     </w:rPr>
   </w:style>
   <w:style w:type="paragraph" w:styleId="Heading1">
@@ -1132,7 +1099,7 @@
     <w:name w:val="Heading 2"/>
     <w:rPr>
       <w:b/>
-      <w:color w:val="05313B"/>
+      <w:color w:val="042830"/>
       <w:sz w:val="22"/>
     </w:rPr>
   </w:style>
